--- a/data/cvs/cv_181_Canonical_Software_Engineer__Integration_QA__Pytho.docx
+++ b/data/cvs/cv_181_Canonical_Software_Engineer__Integration_QA__Pytho.docx
@@ -86,7 +86,7 @@
         <w:rPr>
           <w:sz w:val="20"/>
         </w:rPr>
-        <w:t>Full Stack Developer with a focus on Python and JavaScript, currently building production-ready systems at Copy Cat Group. I design and develop full-stack applications, integrating AI-driven automation features and APIs. My experience spans both Kenyan and U.S. tech companies, with a strong foundation in web development, data annotation, and AI model evaluation. I'm now seeking to leverage my skills in Python, test automation, and Linux system architecture for software engineering roles.</w:t>
+        <w:t>Full Stack Developer and AI Engineer with a focus on Python, JavaScript, and SQL. I design and develop full-stack applications, integrating AI-driven automation features and APIs. My experience spans enterprise-level projects, including SAP API integrations, system design documentation, and AI-powered tender scraping pipelines. I have a strong background in data annotation, model evaluation, and web development, with a keen interest in Python-based test automation and CI/CD processes.</w:t>
       </w:r>
     </w:p>
     <w:p>
@@ -245,7 +245,7 @@
         <w:rPr>
           <w:sz w:val="20"/>
         </w:rPr>
-        <w:t>Object-oriented programming, Jenkins, Travis, CircleCI, Networking technologies, Data analysis, AI/ML pipelines, Distributed databases, Big data</w:t>
+        <w:t>Object-oriented programming, Linux system architecture, Jenkins, Travis, CircleCI, Networking technologies, Data analysis, AI/ML pipelines, Distributed databases</w:t>
       </w:r>
     </w:p>
     <w:p>
@@ -263,7 +263,7 @@
         <w:rPr>
           <w:sz w:val="20"/>
         </w:rPr>
-        <w:t>OpenStack, Kubernetes, AWS, Software deployment, Agile, CI/CD, Test strategies, Test processes, Distributed systems, Global collaboration</w:t>
+        <w:t>Big data, OpenStack, Kubernetes, AWS, Software deployment, Agile, Distributed systems, Collaboration, International travel</w:t>
       </w:r>
     </w:p>
     <w:p>
@@ -313,7 +313,7 @@
         <w:rPr>
           <w:sz w:val="20"/>
         </w:rPr>
-        <w:t>Integrating SAP APIs with an internal Credit Control System, automating processes for OA and IT business units.</w:t>
+        <w:t>Integrating SAP APIs with an internal Credit Control System, creating an automated solution for OA and IT business units.</w:t>
       </w:r>
     </w:p>
     <w:p>
@@ -325,7 +325,7 @@
         <w:rPr>
           <w:sz w:val="20"/>
         </w:rPr>
-        <w:t>Authoring comprehensive System Design Documents (SDDs) for Application, Data, Integration, and Security Architecture.</w:t>
+        <w:t>Authoring comprehensive System Design Documents (SDDs) and Business Requirements Documents (BRDs) to define project scope and technical specifications.</w:t>
       </w:r>
     </w:p>
     <w:p>
@@ -337,7 +337,7 @@
         <w:rPr>
           <w:sz w:val="20"/>
         </w:rPr>
-        <w:t>Designing and building an AI-powered tender scraping pipeline to automate tender opportunity discovery and processing.</w:t>
+        <w:t>Designing and prototyping an AI-powered tender scraping pipeline to automate tender opportunity discovery and processing.</w:t>
       </w:r>
     </w:p>
     <w:p>
@@ -407,7 +407,7 @@
         <w:rPr>
           <w:sz w:val="20"/>
         </w:rPr>
-        <w:t>Building full-stack solutions with optimised APIs and UI components, collaborating remotely to deliver client projects.</w:t>
+        <w:t>Building full-stack applications with optimised UI components, APIs, and CMS systems for diverse U.S. clients.</w:t>
       </w:r>
     </w:p>
     <w:p>
@@ -442,7 +442,7 @@
         <w:rPr>
           <w:sz w:val="20"/>
         </w:rPr>
-        <w:t>Performing intent detection and slot tagging for health and agriculture AI systems, ensuring high-quality multilingual training data.</w:t>
+        <w:t>Performing intent detection, slot tagging, and utterance verification for health and agriculture AI systems, ensuring high-quality multilingual training data.</w:t>
       </w:r>
     </w:p>
     <w:p>
